--- a/DOCS_DA_CONVERTIRE/edicola_votiva_it.docx
+++ b/DOCS_DA_CONVERTIRE/edicola_votiva_it.docx
@@ -6,12 +6,14 @@
       <w:r>
         <w:t xml:space="preserve">Edicola votiva in via Tanari vecchia angolo via </w:t>
       </w:r>
+      <w:proofErr w:type="spellStart"/>
       <w:r>
         <w:t>A</w:t>
       </w:r>
       <w:r>
         <w:t>vesella</w:t>
       </w:r>
+      <w:proofErr w:type="spellEnd"/>
       <w:r>
         <w:t>.</w:t>
       </w:r>
@@ -39,8 +41,17 @@
           <w:b/>
           <w:bCs/>
         </w:rPr>
-        <w:t>via Avesella</w:t>
-      </w:r>
+        <w:t xml:space="preserve">via </w:t>
+      </w:r>
+      <w:proofErr w:type="spellStart"/>
+      <w:r>
+        <w:rPr>
+          <w:b/>
+          <w:bCs/>
+        </w:rPr>
+        <w:t>Avesella</w:t>
+      </w:r>
+      <w:proofErr w:type="spellEnd"/>
       <w:r>
         <w:t xml:space="preserve">, rappresenta la </w:t>
       </w:r>
@@ -64,10 +75,10 @@
           <w:noProof/>
         </w:rPr>
         <w:drawing>
-          <wp:inline distT="0" distB="0" distL="0" distR="0" wp14:anchorId="3257DF04" wp14:editId="70137218">
-            <wp:extent cx="1475232" cy="1993392"/>
-            <wp:effectExtent l="0" t="0" r="0" b="6985"/>
-            <wp:docPr id="1624613296" name="Immagine 4"/>
+          <wp:inline distT="0" distB="0" distL="0" distR="0" wp14:anchorId="6623E78F" wp14:editId="6963D753">
+            <wp:extent cx="2544716" cy="3657600"/>
+            <wp:effectExtent l="0" t="0" r="8255" b="0"/>
+            <wp:docPr id="836765469" name="Immagine 1"/>
             <wp:cNvGraphicFramePr>
               <a:graphicFrameLocks xmlns:a="http://schemas.openxmlformats.org/drawingml/2006/main" noChangeAspect="1"/>
             </wp:cNvGraphicFramePr>
@@ -75,7 +86,7 @@
               <a:graphicData uri="http://schemas.openxmlformats.org/drawingml/2006/picture">
                 <pic:pic xmlns:pic="http://schemas.openxmlformats.org/drawingml/2006/picture">
                   <pic:nvPicPr>
-                    <pic:cNvPr id="1624613296" name="Immagine 1624613296"/>
+                    <pic:cNvPr id="836765469" name="Immagine 836765469"/>
                     <pic:cNvPicPr/>
                   </pic:nvPicPr>
                   <pic:blipFill>
@@ -93,7 +104,7 @@
                   <pic:spPr>
                     <a:xfrm>
                       <a:off x="0" y="0"/>
-                      <a:ext cx="1475232" cy="1993392"/>
+                      <a:ext cx="2563904" cy="3685180"/>
                     </a:xfrm>
                     <a:prstGeom prst="rect">
                       <a:avLst/>
@@ -111,7 +122,18 @@
         <w:jc w:val="center"/>
       </w:pPr>
       <w:r>
-        <w:t>[SPLIT_BLOCK:angolo_tanari_avesella.jpg]</w:t>
+        <w:t>[</w:t>
+      </w:r>
+      <w:proofErr w:type="spellStart"/>
+      <w:r>
+        <w:t>SPLIT_BLOCK:</w:t>
+      </w:r>
+      <w:r>
+        <w:t>edicola_madonna_con_bambino.jpg</w:t>
+      </w:r>
+      <w:proofErr w:type="spellEnd"/>
+      <w:r>
+        <w:t>]</w:t>
       </w:r>
     </w:p>
     <w:p>
@@ -202,8 +224,17 @@
           <w:b/>
           <w:bCs/>
         </w:rPr>
-        <w:t>via Tanari Vecchia e via Avesella</w:t>
-      </w:r>
+        <w:t xml:space="preserve">via Tanari Vecchia e via </w:t>
+      </w:r>
+      <w:proofErr w:type="spellStart"/>
+      <w:r>
+        <w:rPr>
+          <w:b/>
+          <w:bCs/>
+        </w:rPr>
+        <w:t>Avesella</w:t>
+      </w:r>
+      <w:proofErr w:type="spellEnd"/>
       <w:r>
         <w:t>.</w:t>
       </w:r>
@@ -225,6 +256,7 @@
           <w:b/>
           <w:bCs/>
         </w:rPr>
+        <w:lastRenderedPageBreak/>
         <w:t>Il Soggetto:</w:t>
       </w:r>
       <w:r>
@@ -281,7 +313,6 @@
           <w:b/>
           <w:bCs/>
         </w:rPr>
-        <w:lastRenderedPageBreak/>
         <w:t>La Nicchia Vuota:</w:t>
       </w:r>
       <w:r>
@@ -307,6 +338,85 @@
       </w:r>
     </w:p>
     <w:p>
+      <w:pPr>
+        <w:jc w:val="center"/>
+        <w:rPr>
+          <w:noProof/>
+        </w:rPr>
+      </w:pPr>
+    </w:p>
+    <w:p>
+      <w:pPr>
+        <w:jc w:val="center"/>
+      </w:pPr>
+      <w:r>
+        <w:rPr>
+          <w:noProof/>
+        </w:rPr>
+        <w:drawing>
+          <wp:inline distT="0" distB="0" distL="0" distR="0" wp14:anchorId="2DB63A8B" wp14:editId="2ECA1550">
+            <wp:extent cx="2400300" cy="2858294"/>
+            <wp:effectExtent l="0" t="0" r="0" b="0"/>
+            <wp:docPr id="1631022248" name="Immagine 2"/>
+            <wp:cNvGraphicFramePr>
+              <a:graphicFrameLocks xmlns:a="http://schemas.openxmlformats.org/drawingml/2006/main" noChangeAspect="1"/>
+            </wp:cNvGraphicFramePr>
+            <a:graphic xmlns:a="http://schemas.openxmlformats.org/drawingml/2006/main">
+              <a:graphicData uri="http://schemas.openxmlformats.org/drawingml/2006/picture">
+                <pic:pic xmlns:pic="http://schemas.openxmlformats.org/drawingml/2006/picture">
+                  <pic:nvPicPr>
+                    <pic:cNvPr id="1631022248" name="Immagine 1631022248"/>
+                    <pic:cNvPicPr/>
+                  </pic:nvPicPr>
+                  <pic:blipFill>
+                    <a:blip r:embed="rId6" cstate="print">
+                      <a:extLst>
+                        <a:ext uri="{28A0092B-C50C-407E-A947-70E740481C1C}">
+                          <a14:useLocalDpi xmlns:a14="http://schemas.microsoft.com/office/drawing/2010/main" val="0"/>
+                        </a:ext>
+                      </a:extLst>
+                    </a:blip>
+                    <a:stretch>
+                      <a:fillRect/>
+                    </a:stretch>
+                  </pic:blipFill>
+                  <pic:spPr>
+                    <a:xfrm>
+                      <a:off x="0" y="0"/>
+                      <a:ext cx="2426534" cy="2889534"/>
+                    </a:xfrm>
+                    <a:prstGeom prst="rect">
+                      <a:avLst/>
+                    </a:prstGeom>
+                  </pic:spPr>
+                </pic:pic>
+              </a:graphicData>
+            </a:graphic>
+          </wp:inline>
+        </w:drawing>
+      </w:r>
+    </w:p>
+    <w:p>
+      <w:pPr>
+        <w:jc w:val="center"/>
+      </w:pPr>
+      <w:r>
+        <w:t>[</w:t>
+      </w:r>
+      <w:proofErr w:type="spellStart"/>
+      <w:r>
+        <w:t>SPLIT_BLOCK:</w:t>
+      </w:r>
+      <w:r>
+        <w:t>angolo_edicola_nicchia_vuota.jpg</w:t>
+      </w:r>
+      <w:proofErr w:type="spellEnd"/>
+      <w:r>
+        <w:t>]</w:t>
+      </w:r>
+    </w:p>
+    <w:p/>
+    <w:p>
       <w:r>
         <w:t>È un classico esempio di come la storia di Bologna rimanga "incastonata" nei muri, anche in vicoli meno battuti dai flussi turistici principali.</w:t>
       </w:r>
@@ -326,8 +436,17 @@
           <w:b/>
           <w:bCs/>
         </w:rPr>
-        <w:t>Compagnia dell'Avesella</w:t>
-      </w:r>
+        <w:t>Compagnia dell'</w:t>
+      </w:r>
+      <w:proofErr w:type="spellStart"/>
+      <w:r>
+        <w:rPr>
+          <w:b/>
+          <w:bCs/>
+        </w:rPr>
+        <w:t>Avesella</w:t>
+      </w:r>
+      <w:proofErr w:type="spellEnd"/>
       <w:r>
         <w:t xml:space="preserve"> e al contesto di quel muro:</w:t>
       </w:r>
@@ -344,11 +463,21 @@
           <w:b/>
           <w:bCs/>
         </w:rPr>
-        <w:t>La Compagnia dell'Avesella</w:t>
-      </w:r>
-    </w:p>
-    <w:p>
-      <w:r>
+        <w:t>La Compagnia dell'</w:t>
+      </w:r>
+      <w:proofErr w:type="spellStart"/>
+      <w:r>
+        <w:rPr>
+          <w:b/>
+          <w:bCs/>
+        </w:rPr>
+        <w:t>Avesella</w:t>
+      </w:r>
+      <w:proofErr w:type="spellEnd"/>
+    </w:p>
+    <w:p>
+      <w:r>
+        <w:lastRenderedPageBreak/>
         <w:t xml:space="preserve">Questa confraternita era una delle più attive nel quartiere. Il nome deriva dal torrente </w:t>
       </w:r>
       <w:r>
@@ -359,7 +488,15 @@
         <w:t>Avesa</w:t>
       </w:r>
       <w:r>
-        <w:t xml:space="preserve"> (o canale Avesella), che un tempo scorreva a cielo aperto proprio in questa zona.</w:t>
+        <w:t xml:space="preserve"> (o canale </w:t>
+      </w:r>
+      <w:proofErr w:type="spellStart"/>
+      <w:r>
+        <w:t>Avesella</w:t>
+      </w:r>
+      <w:proofErr w:type="spellEnd"/>
+      <w:r>
+        <w:t>), che un tempo scorreva a cielo aperto proprio in questa zona.</w:t>
       </w:r>
     </w:p>
     <w:p>
@@ -421,7 +558,15 @@
     </w:p>
     <w:p>
       <w:r>
-        <w:t>Oggi via Avesella appare come un vicolo asciutto, ma sotto il manto stradale scorre ancora l'acqua. In passato, la vita di questa zona era scandita dai mulini e dalle lavandaie che utilizzavano il canale. L'edicola votiva aveva anche una funzione di "conforto" e protezione per chi lavorava in un'area all'epoca molto umida e soggetta a frequenti allagamenti.</w:t>
+        <w:t xml:space="preserve">Oggi via </w:t>
+      </w:r>
+      <w:proofErr w:type="spellStart"/>
+      <w:r>
+        <w:t>Avesella</w:t>
+      </w:r>
+      <w:proofErr w:type="spellEnd"/>
+      <w:r>
+        <w:t xml:space="preserve"> appare come un vicolo asciutto, ma sotto il manto stradale scorre ancora l'acqua. In passato, la vita di questa zona era scandita dai mulini e dalle lavandaie che utilizzavano il canale. L'edicola votiva aveva anche una funzione di "conforto" e protezione per chi lavorava in un'area all'epoca molto umida e soggetta a frequenti allagamenti.</w:t>
       </w:r>
     </w:p>
     <w:p>
@@ -441,7 +586,15 @@
     </w:p>
     <w:p>
       <w:r>
-        <w:t>Dopo che le congregazioni religiose furono sciolte da Napoleone, i locali interni divennero laboratori di scultura. La zona di via Tanari e via Avesella è stata per decenni il cuore pulsante della scultura bolognese dell'Ottocento. Ancora oggi, se guardi oltre i portoni di quella zona, si possono scorgere cortili che conservano il fascino delle vecchie botteghe d'arte.</w:t>
+        <w:t xml:space="preserve">Dopo che le congregazioni religiose furono sciolte da Napoleone, i locali interni divennero laboratori di scultura. La zona di via Tanari e via </w:t>
+      </w:r>
+      <w:proofErr w:type="spellStart"/>
+      <w:r>
+        <w:t>Avesella</w:t>
+      </w:r>
+      <w:proofErr w:type="spellEnd"/>
+      <w:r>
+        <w:t xml:space="preserve"> è stata per decenni il cuore pulsante della scultura bolognese dell'Ottocento. Ancora oggi, se guardi oltre i portoni di quella zona, si possono scorgere cortili che conservano il fascino delle vecchie botteghe d'arte.</w:t>
       </w:r>
     </w:p>
     <w:p>
@@ -498,7 +651,23 @@
           <w:bCs/>
         </w:rPr>
         <w:lastRenderedPageBreak/>
-        <w:t>In Avesella c’è un’altra edicola votiva</w:t>
+        <w:t xml:space="preserve">In </w:t>
+      </w:r>
+      <w:proofErr w:type="spellStart"/>
+      <w:r>
+        <w:rPr>
+          <w:b/>
+          <w:bCs/>
+        </w:rPr>
+        <w:t>Avesella</w:t>
+      </w:r>
+      <w:proofErr w:type="spellEnd"/>
+      <w:r>
+        <w:rPr>
+          <w:b/>
+          <w:bCs/>
+        </w:rPr>
+        <w:t xml:space="preserve"> c’è un’altra edicola votiva</w:t>
       </w:r>
     </w:p>
     <w:p>
@@ -510,8 +679,17 @@
           <w:b/>
           <w:bCs/>
         </w:rPr>
-        <w:t>28 di via Avesella</w:t>
-      </w:r>
+        <w:t xml:space="preserve">28 di via </w:t>
+      </w:r>
+      <w:proofErr w:type="spellStart"/>
+      <w:r>
+        <w:rPr>
+          <w:b/>
+          <w:bCs/>
+        </w:rPr>
+        <w:t>Avesella</w:t>
+      </w:r>
+      <w:proofErr w:type="spellEnd"/>
       <w:r>
         <w:t xml:space="preserve">, è presente un'altra edicola votiva che raffigura invece </w:t>
       </w:r>
@@ -550,7 +728,7 @@
                     <pic:cNvPicPr/>
                   </pic:nvPicPr>
                   <pic:blipFill>
-                    <a:blip r:embed="rId6" cstate="print">
+                    <a:blip r:embed="rId7" cstate="print">
                       <a:extLst>
                         <a:ext uri="{28A0092B-C50C-407E-A947-70E740481C1C}">
                           <a14:useLocalDpi xmlns:a14="http://schemas.microsoft.com/office/drawing/2010/main" val="0"/>
@@ -582,7 +760,15 @@
         <w:jc w:val="center"/>
       </w:pPr>
       <w:r>
-        <w:t>[SPLIT_BLOCK:edicola_san_antonio.jpg]</w:t>
+        <w:t>[</w:t>
+      </w:r>
+      <w:proofErr w:type="spellStart"/>
+      <w:r>
+        <w:t>SPLIT_BLOCK:edicola_san_antonio.jpg</w:t>
+      </w:r>
+      <w:proofErr w:type="spellEnd"/>
+      <w:r>
+        <w:t>]</w:t>
       </w:r>
     </w:p>
     <w:p>
